--- a/companies/calderwood-partners/Firm/Firm Overview 2011 v3.docx
+++ b/companies/calderwood-partners/Firm/Firm Overview 2011 v3.docx
@@ -7,12 +7,12 @@
         <w:pStyle w:val="Heading1"/>
       </w:pPr>
       <w:r>
-        <w:t>About Calderwood Partners</w:t>
+        <w:t>Calderwood Partners</w:t>
       </w:r>
     </w:p>
     <w:p>
       <w:r>
-        <w:t>Calderwood Partners is a general management consulting firm. Since 2007 we have worked with mid-market industrial and services companies on the questions that decide how well a business runs: how it is organized, what it costs to operate, and where its next growth is going to come from. Our clients are large enough to carry real complexity and small enough that a decision made at the top is felt across the whole company within a quarter or two. Most of them come to us at a point of change: a new owner, a merger, a market that has shifted under a business built for the last one, a moment when the question in front of them is larger than the answers already in the building. We keep the number of engagements we run at any one time deliberately contained, and we staff each one with people who stay on it from the first meeting to the last, so that no client has to explain its situation twice to a team that has changed underneath it.</w:t>
+        <w:t>Calderwood Partners is a general management consulting firm. Founded in 2007, we advise mid-market industrial and services companies on the questions that decide whether a business is earning its keep: how the operating model is arranged, where cost has settled that no longer buys anything, and where growth can still be found without mortgaging the next several years to pay for it. We are a general firm by design. We take up the problem a client actually has in front of it, and we prefer to understand one company's situation in full before reaching for a method to lay over it, which is why our engagements tend to be described by the decision they served and not by the framework that happened to be used.</w:t>
       </w:r>
     </w:p>
     <w:p>
@@ -20,12 +20,12 @@
         <w:pStyle w:val="Heading2"/>
       </w:pPr>
       <w:r>
-        <w:t>The problems we take on</w:t>
+        <w:t>What we do</w:t>
       </w:r>
     </w:p>
     <w:p>
       <w:r>
-        <w:t>Our work sorts into three related areas. Operating model is the question of how a company is put together: where its decisions are made, how its functions fit one another, and whether the structure it carries still matches the business it has become. Cost is the work of seeing the cost base plainly and deciding what to change in it without cutting into the parts of the company that actually earn. Growth, for most of our clients, means getting more out of the markets and channels they already serve before they reach for new ones. Few clients arrive with a problem that stays inside one of these boxes, and a good part of the opening weeks of any engagement goes to agreeing which problem is the one actually worth solving.</w:t>
+        <w:t>Our work falls into three related areas. The first is the operating model: how a company is organized, where its decisions are made and by whom, and whether the structure it runs on still fits the size and shape it has grown into. The second is cost, where we help management see plainly what it is spending and to what end, and separate the cost that buys performance from the cost that has merely accumulated over good years and never been questioned. The third is growth, which for our clients usually means the disciplined kind: a sharper commercial focus, better pricing, a considered move into an adjacent market or channel. Most engagements touch more than one of these, because in a real company the three do not sit still while you attend to only one of them.</w:t>
       </w:r>
     </w:p>
     <w:p>
@@ -33,12 +33,12 @@
         <w:pStyle w:val="Heading2"/>
       </w:pPr>
       <w:r>
-        <w:t>How an engagement runs</w:t>
+        <w:t>How we work</w:t>
       </w:r>
     </w:p>
     <w:p>
       <w:r>
-        <w:t>An engagement opens with a letter that sets scope, fee, and terms, and a kickoff that frames the first weeks. From there the rhythm is steady. Working sessions with the client team produce written minutes. The executive who owns the relationship receives a status report at regular points. A briefing to the wider group lands once the analysis is far enough along to stand up to questions. Around those set pieces runs a continual exchange of shorter notes about data, access, and scheduling, often a day or two between replies. We work on the record because an engagement should rest on something its participants can return to and read, not on anyone's memory of the last meeting.</w:t>
+        <w:t>We staff engagements with small, senior-led teams, and we describe scope with some care, because a scope that promises more than the evidence will support is a liability to the client first and to us soon after. The teams are deliberately small, so that the people a client meets in the first week are the people who do the work in the tenth, and senior enough that judgment is present in the room and not held in reserve at a distance. Our habit is to say what we can establish, to mark plainly where a judgment rests on thinner ground, and to bring an inconvenient finding forward while it can still change a decision. An engagement begins with a letter that sets its scope, its fees, and its terms; it proceeds through working sessions with the client's team, regular status reporting to the executive who sponsors the work, and deliverables sized to the decision at hand and not to the calendar.</w:t>
       </w:r>
     </w:p>
     <w:p>
@@ -46,12 +46,17 @@
         <w:pStyle w:val="Heading2"/>
       </w:pPr>
       <w:r>
-        <w:t>A sample of our work</w:t>
+        <w:t>Representative engagements</w:t>
       </w:r>
     </w:p>
     <w:p>
       <w:r>
-        <w:t>When a prospective client asks for a sense of what we do, we point to a set of engagements chosen because they show the shape of the work. That sample spans our operating-model, cost, and growth practice across the last several years, and it includes our work with Hughes Group, Brown and Sons, Key Group, Carroll, Merritt and Williams, Garza, Leblanc and Porter, Poole, Mcknight and Rush, Scott, Smith and Edwards, and Stark-Wilson. We offer these as illustrations of the kind of problem we are asked to solve and the way we run a file. They are examples drawn from a larger book of work, and a prospective client should read them for the character of an engagement here, not as an inventory of who we work with or a measure of the practice's size.</w:t>
+        <w:t>The engagements named below are a representative sample of our work between 2008 and 2011, offered to show the range of situations the firm is brought into and not as an account of its clients. We have advised, among others, Hughes Group and Brown and Sons; Key Group, Carroll, Merritt and Williams, and Garza, Leblanc and Porter; Poole, Mcknight and Rush; and, more recently, Scott, Smith and Edwards and Stark-Wilson. Across this sample the work ranged over all three of the areas described above, an operating-model question in some, a cost program in others, and a growth or commercial problem in the rest, which is the ordinary pattern of a general practice and not the signature of a single method being sold under different names.</w:t>
+      </w:r>
+    </w:p>
+    <w:p>
+      <w:r>
+        <w:t>These examples are illustrative, and deliberately so. They are a portion of what the firm has done in this period, chosen for range, and they are not meant to describe the whole of its work or to fix the boundaries of the industries and company sizes it serves. Each was scoped to a particular decision that a client's leadership faced, and each was staffed and run on its own terms, which is the reason we are cautious about presenting past work as a template into which a new situation can simply be poured; the resemblance between two companies is usually shallower than it first appears, and the value we add tends to begin where that resemblance ends.</w:t>
       </w:r>
     </w:p>
     <w:p>
@@ -59,17 +64,12 @@
         <w:pStyle w:val="Heading2"/>
       </w:pPr>
       <w:r>
-        <w:t>The firm</w:t>
+        <w:t>Working with us</w:t>
       </w:r>
     </w:p>
     <w:p>
       <w:r>
-        <w:t>The firm is led by Julie Ramsey, Managing Principal, who decides what we will and will not put the firm's name to and holds the writing that leaves the office to a plain standard. The staffing and scheduling of engagements sit with Jeffrey Jackson, Director of Operations, whose charge is to see that the right people are on the right file at the right time. Beneath them the practice runs on a compact group of principals, engagement managers, associates, and research staff who move across engagements as the work calls for. We hire for judgment and for clear writing, and we ask everyone, from the newest research associate up, to state a recommendation plainly and let the analysis carry it.</w:t>
-      </w:r>
-    </w:p>
-    <w:p>
-      <w:r>
-        <w:t>A company weighing one of these questions is welcome to ask us for references and to talk the problem through before any letter is drawn up. When the fit is right, the engagement letter comes first, and it sets out scope, fee, and terms in writing before any work begins.</w:t>
+        <w:t>If a question your company is facing resembles any of these, the sensible first step is a conversation, before any proposal, about what you are actually trying to decide; that is the point at which we can tell you honestly whether this is a firm well suited to the problem, or whether it is not. Inquiries, and requests to discuss a specific situation in confidence, may be directed to Julie Ramsey, Managing Principal.</w:t>
       </w:r>
     </w:p>
     <w:sectPr>
